--- a/proyecto_fitoplancton/Informe_avance_tareas_tutora.docx
+++ b/proyecto_fitoplancton/Informe_avance_tareas_tutora.docx
@@ -11997,6 +11997,25 @@
           <w:szCs w:val="22"/>
         </w:rPr>
         <w:t xml:space="preserve">Asociar a cada una de las cinco campañas el valor de anomalía del mes de muestreo y evaluar su relación con la mediana del índice de esa campaña. Con cinco campañas el contraste es apenas indicativo, de modo que conviene ampliarlo a la serie completa de temperatura in situ.</w:t>
+      </w:r>
+    </w:p>
+    <w:p>
+      <w:pPr>
+        <w:spacing w:after="120" w:line="300"/>
+        <w:jc w:val="both"/>
+      </w:pPr>
+      <w:r>
+        <w:rPr>
+          <w:rFonts w:ascii="Times New Roman" w:cs="Times New Roman" w:eastAsia="Times New Roman" w:hAnsi="Times New Roman"/>
+          <w:b w:val="false"/>
+          <w:bCs w:val="false"/>
+          <w:i w:val="false"/>
+          <w:iCs w:val="false"/>
+          <w:color w:val="000000"/>
+          <w:sz w:val="22"/>
+          <w:szCs w:val="22"/>
+        </w:rPr>
+        <w:t xml:space="preserve">El procedimiento quedó escrito y probado en una rutina que ejecuta los tres pasos sobre la serie mensual y produce la climatología, la desviación típica de cada mes, la anomalía, la anomalía estandarizada y la figura de la serie con las cinco campañas señaladas. La rutina intenta primero la descarga de las compuestas mensuales y acepta también un archivo local con la serie por estación, de modo que la tarea se completa en una sola ejecución apenas se disponga de los datos.</w:t>
       </w:r>
     </w:p>
     <w:p>
@@ -15746,7 +15765,7 @@
                 <w:sz w:val="18"/>
                 <w:szCs w:val="18"/>
               </w:rPr>
-              <w:t xml:space="preserve">Descriptivos, Shapiro Wilk, Levene, Spearman, Pearson, Mann Whitney, Kruskal Wallis con Bonferroni, chi cuadrado, componentes principales, conglomerados de Ward y regresión múltiple</w:t>
+              <w:t xml:space="preserve">Descriptivos, histogramas por época y por zona, Shapiro Wilk, Levene, Spearman, Pearson, Mann Whitney, Kruskal Wallis con Bonferroni, chi cuadrado, componentes principales, conglomerados de Ward y regresión múltiple</w:t>
             </w:r>
           </w:p>
         </w:tc>
@@ -15807,7 +15826,68 @@
                 <w:sz w:val="18"/>
                 <w:szCs w:val="18"/>
               </w:rPr>
-              <w:t xml:space="preserve">Genera las tres figuras del informe</w:t>
+              <w:t xml:space="preserve">Genera las figuras del informe y del documento integrado</w:t>
+            </w:r>
+          </w:p>
+        </w:tc>
+      </w:tr>
+      <w:tr>
+        <w:trPr>
+          <w:tblHeader w:val="false"/>
+        </w:trPr>
+        <w:tc>
+          <w:tcPr>
+            <w:tcW w:type="dxa" w:w="3000"/>
+            <w:tcMar>
+              <w:top w:type="dxa" w:w="60"/>
+              <w:left w:type="dxa" w:w="90"/>
+              <w:bottom w:type="dxa" w:w="60"/>
+              <w:right w:type="dxa" w:w="90"/>
+            </w:tcMar>
+          </w:tcPr>
+          <w:p>
+            <w:pPr>
+              <w:spacing w:after="0" w:line="240"/>
+              <w:jc w:val="left"/>
+            </w:pPr>
+            <w:r>
+              <w:rPr>
+                <w:rFonts w:ascii="Times New Roman" w:cs="Times New Roman" w:eastAsia="Times New Roman" w:hAnsi="Times New Roman"/>
+                <w:b w:val="false"/>
+                <w:bCs w:val="false"/>
+                <w:color w:val="000000"/>
+                <w:sz w:val="18"/>
+                <w:szCs w:val="18"/>
+              </w:rPr>
+              <w:t xml:space="preserve">Anomalías de temperatura</w:t>
+            </w:r>
+          </w:p>
+        </w:tc>
+        <w:tc>
+          <w:tcPr>
+            <w:tcW w:type="dxa" w:w="6200"/>
+            <w:tcMar>
+              <w:top w:type="dxa" w:w="60"/>
+              <w:left w:type="dxa" w:w="90"/>
+              <w:bottom w:type="dxa" w:w="60"/>
+              <w:right w:type="dxa" w:w="90"/>
+            </w:tcMar>
+          </w:tcPr>
+          <w:p>
+            <w:pPr>
+              <w:spacing w:after="0" w:line="240"/>
+              <w:jc w:val="left"/>
+            </w:pPr>
+            <w:r>
+              <w:rPr>
+                <w:rFonts w:ascii="Times New Roman" w:cs="Times New Roman" w:eastAsia="Times New Roman" w:hAnsi="Times New Roman"/>
+                <w:b w:val="false"/>
+                <w:bCs w:val="false"/>
+                <w:color w:val="000000"/>
+                <w:sz w:val="18"/>
+                <w:szCs w:val="18"/>
+              </w:rPr>
+              <w:t xml:space="preserve">Calcula la climatología mensual, la anomalía y la anomalía estandarizada de la temperatura superficial, y produce la figura de la serie</w:t>
             </w:r>
           </w:p>
         </w:tc>

--- a/proyecto_fitoplancton/Informe_avance_tareas_tutora.docx
+++ b/proyecto_fitoplancton/Informe_avance_tareas_tutora.docx
@@ -2797,36 +2797,36 @@
                 <w:sz w:val="18"/>
                 <w:szCs w:val="18"/>
               </w:rPr>
-              <w:t xml:space="preserve">Es la tarea mejor especificada, pero no se entregaron las series satelitales, de modo que no puede ejecutarse todavía</w:t>
+              <w:t xml:space="preserve">Es la tarea mejor especificada del apartado. Faltaba únicamente la serie satelital, que se obtuvo y se procesó</w:t>
             </w:r>
           </w:p>
         </w:tc>
         <w:tc>
           <w:tcPr>
             <w:tcW w:type="dxa" w:w="2100"/>
-            <w:shd w:fill="FFF2CC" w:color="auto" w:val="clear"/>
-            <w:tcMar>
-              <w:top w:type="dxa" w:w="60"/>
-              <w:left w:type="dxa" w:w="90"/>
-              <w:bottom w:type="dxa" w:w="60"/>
-              <w:right w:type="dxa" w:w="90"/>
-            </w:tcMar>
-          </w:tcPr>
-          <w:p>
-            <w:pPr>
-              <w:spacing w:after="0" w:line="240"/>
-              <w:jc w:val="left"/>
-            </w:pPr>
-            <w:r>
-              <w:rPr>
-                <w:rFonts w:ascii="Times New Roman" w:cs="Times New Roman" w:eastAsia="Times New Roman" w:hAnsi="Times New Roman"/>
-                <w:b w:val="false"/>
-                <w:bCs w:val="false"/>
-                <w:color w:val="000000"/>
-                <w:sz w:val="18"/>
-                <w:szCs w:val="18"/>
-              </w:rPr>
-              <w:t xml:space="preserve">Bien especificada y pendiente de insumo</w:t>
+            <w:shd w:fill="E2EFDA" w:color="auto" w:val="clear"/>
+            <w:tcMar>
+              <w:top w:type="dxa" w:w="60"/>
+              <w:left w:type="dxa" w:w="90"/>
+              <w:bottom w:type="dxa" w:w="60"/>
+              <w:right w:type="dxa" w:w="90"/>
+            </w:tcMar>
+          </w:tcPr>
+          <w:p>
+            <w:pPr>
+              <w:spacing w:after="0" w:line="240"/>
+              <w:jc w:val="left"/>
+            </w:pPr>
+            <w:r>
+              <w:rPr>
+                <w:rFonts w:ascii="Times New Roman" w:cs="Times New Roman" w:eastAsia="Times New Roman" w:hAnsi="Times New Roman"/>
+                <w:b w:val="false"/>
+                <w:bCs w:val="false"/>
+                <w:color w:val="000000"/>
+                <w:sz w:val="18"/>
+                <w:szCs w:val="18"/>
+              </w:rPr>
+              <w:t xml:space="preserve">Enunciada y ahora ejecutada</w:t>
             </w:r>
           </w:p>
         </w:tc>
@@ -11906,97 +11906,7 @@
           <w:sz w:val="22"/>
           <w:szCs w:val="22"/>
         </w:rPr>
-        <w:t xml:space="preserve">Esta tarea no pudo ejecutarse porque no se entregaron las series satelitales. Es, sin embargo, la mejor especificada del anteproyecto: define las ocho posiciones geográficas, el periodo entre junio de 2002 y septiembre de 2024, los sensores, las banderas de calidad de cada reprocesamiento y los tres pasos del cálculo. Para dejarla lista se preparó el protocolo de ejecución en la forma en que debe correrse apenas lleguen los datos.</w:t>
-      </w:r>
-    </w:p>
-    <w:p>
-      <w:pPr>
-        <w:pStyle w:val="ListParagraph"/>
-        <w:numPr>
-          <w:ilvl w:val="0"/>
-          <w:numId w:val="2"/>
-        </w:numPr>
-        <w:spacing w:after="80" w:line="290"/>
-      </w:pPr>
-      <w:r>
-        <w:rPr>
-          <w:rFonts w:ascii="Times New Roman" w:cs="Times New Roman" w:eastAsia="Times New Roman" w:hAnsi="Times New Roman"/>
-          <w:sz w:val="22"/>
-          <w:szCs w:val="22"/>
-        </w:rPr>
-        <w:t xml:space="preserve">Descargar las compuestas mensuales de nivel 3 de los tres sensores y extraer las series de las ocho posiciones con las rutinas indicadas en el anteproyecto.</w:t>
-      </w:r>
-    </w:p>
-    <w:p>
-      <w:pPr>
-        <w:pStyle w:val="ListParagraph"/>
-        <w:numPr>
-          <w:ilvl w:val="0"/>
-          <w:numId w:val="2"/>
-        </w:numPr>
-        <w:spacing w:after="80" w:line="290"/>
-      </w:pPr>
-      <w:r>
-        <w:rPr>
-          <w:rFonts w:ascii="Times New Roman" w:cs="Times New Roman" w:eastAsia="Times New Roman" w:hAnsi="Times New Roman"/>
-          <w:sz w:val="22"/>
-          <w:szCs w:val="22"/>
-        </w:rPr>
-        <w:t xml:space="preserve">Construir la climatología mensual como la media de todos los eneros, todos los febreros y así hasta diciembre, con su desviación típica por mes.</w:t>
-      </w:r>
-    </w:p>
-    <w:p>
-      <w:pPr>
-        <w:pStyle w:val="ListParagraph"/>
-        <w:numPr>
-          <w:ilvl w:val="0"/>
-          <w:numId w:val="2"/>
-        </w:numPr>
-        <w:spacing w:after="80" w:line="290"/>
-      </w:pPr>
-      <w:r>
-        <w:rPr>
-          <w:rFonts w:ascii="Times New Roman" w:cs="Times New Roman" w:eastAsia="Times New Roman" w:hAnsi="Times New Roman"/>
-          <w:sz w:val="22"/>
-          <w:szCs w:val="22"/>
-        </w:rPr>
-        <w:t xml:space="preserve">Calcular la anomalía como la diferencia entre el valor mensual y la media climatológica del mes correspondiente.</w:t>
-      </w:r>
-    </w:p>
-    <w:p>
-      <w:pPr>
-        <w:pStyle w:val="ListParagraph"/>
-        <w:numPr>
-          <w:ilvl w:val="0"/>
-          <w:numId w:val="2"/>
-        </w:numPr>
-        <w:spacing w:after="80" w:line="290"/>
-      </w:pPr>
-      <w:r>
-        <w:rPr>
-          <w:rFonts w:ascii="Times New Roman" w:cs="Times New Roman" w:eastAsia="Times New Roman" w:hAnsi="Times New Roman"/>
-          <w:sz w:val="22"/>
-          <w:szCs w:val="22"/>
-        </w:rPr>
-        <w:t xml:space="preserve">Estandarizar dividiendo la anomalía por la desviación típica del mes, con lo que se obtiene la transformación Z que el texto describe.</w:t>
-      </w:r>
-    </w:p>
-    <w:p>
-      <w:pPr>
-        <w:pStyle w:val="ListParagraph"/>
-        <w:numPr>
-          <w:ilvl w:val="0"/>
-          <w:numId w:val="2"/>
-        </w:numPr>
-        <w:spacing w:after="80" w:line="290"/>
-      </w:pPr>
-      <w:r>
-        <w:rPr>
-          <w:rFonts w:ascii="Times New Roman" w:cs="Times New Roman" w:eastAsia="Times New Roman" w:hAnsi="Times New Roman"/>
-          <w:sz w:val="22"/>
-          <w:szCs w:val="22"/>
-        </w:rPr>
-        <w:t xml:space="preserve">Asociar a cada una de las cinco campañas el valor de anomalía del mes de muestreo y evaluar su relación con la mediana del índice de esa campaña. Con cinco campañas el contraste es apenas indicativo, de modo que conviene ampliarlo a la serie completa de temperatura in situ.</w:t>
+        <w:t xml:space="preserve">La serie satelital se obtuvo del análisis de temperatura superficial MUR, versión fv04.1, con resolución de 0,01 grados, cerca de un kilómetro, que es la que el anteproyecto especifica. El conjunto de MODIS Aqua que aparece primero en el catálogo figura como obsoleto y se corta en 2019, de modo que no cubre el periodo requerido. Se extrajeron 267 compuestas mensuales entre junio de 2002 y septiembre de 2024 para las ocho posiciones geográficas de la tabla de coordenadas, todas ellas coincidentes con celdas de agua del producto.</w:t>
       </w:r>
     </w:p>
     <w:p>
@@ -12015,7 +11925,806 @@
           <w:sz w:val="22"/>
           <w:szCs w:val="22"/>
         </w:rPr>
-        <w:t xml:space="preserve">El procedimiento quedó escrito y probado en una rutina que ejecuta los tres pasos sobre la serie mensual y produce la climatología, la desviación típica de cada mes, la anomalía, la anomalía estandarizada y la figura de la serie con las cinco campañas señaladas. La rutina intenta primero la descarga de las compuestas mensuales y acepta también un archivo local con la serie por estación, de modo que la tarea se completa en una sola ejecución apenas se disponga de los datos.</w:t>
+        <w:t xml:space="preserve">Sobre esa serie se aplicaron los tres pasos del método. La climatología mensual sitúa el mínimo en marzo, con 27,27 grados Celsius, y el máximo en septiembre, con 29,78, un recorrido anual de 2,51 grados. La anomalía estandarizada resultante ordena el registro en dos regímenes: predominio de valores negativos entre 2002 y 2010, con los años más fríos en 2002, 2004 y 2008, y predominio de valores positivos desde 2015, con 2023 y 2024 como los más cálidos de toda la serie.</w:t>
+      </w:r>
+    </w:p>
+    <w:p>
+      <w:pPr>
+        <w:spacing w:after="120" w:line="300"/>
+        <w:jc w:val="both"/>
+      </w:pPr>
+      <w:r>
+        <w:rPr>
+          <w:rFonts w:ascii="Times New Roman" w:cs="Times New Roman" w:eastAsia="Times New Roman" w:hAnsi="Times New Roman"/>
+          <w:b/>
+          <w:bCs/>
+          <w:i w:val="false"/>
+          <w:iCs w:val="false"/>
+          <w:color w:val="000000"/>
+          <w:sz w:val="22"/>
+          <w:szCs w:val="22"/>
+        </w:rPr>
+        <w:t xml:space="preserve">El hallazgo con mayor consecuencia para el proyecto es que las campañas no se realizaron en condiciones climáticas medias. </w:t>
+      </w:r>
+      <w:r>
+        <w:rPr>
+          <w:rFonts w:ascii="Times New Roman" w:cs="Times New Roman" w:eastAsia="Times New Roman" w:hAnsi="Times New Roman"/>
+          <w:b w:val="false"/>
+          <w:bCs w:val="false"/>
+          <w:i w:val="false"/>
+          <w:iCs w:val="false"/>
+          <w:color w:val="000000"/>
+          <w:sz w:val="22"/>
+          <w:szCs w:val="22"/>
+        </w:rPr>
+        <w:t xml:space="preserve">Entre 2021 y 2023 la anomalía estandarizada promedió +0,606, frente a −0,091 en el resto de la serie, con una probabilidad de 0,0001 en la prueba de Mann Whitney. El muestreo cubre una fase cálida de la variabilidad interanual de la bahía, lo que debe tenerse presente al generalizar la estructura de tamaños observada.</w:t>
+      </w:r>
+    </w:p>
+    <w:tbl>
+      <w:tblPr>
+        <w:tblW w:type="dxa" w:w="9700"/>
+        <w:tblBorders>
+          <w:top w:val="single" w:color="999999" w:sz="4"/>
+          <w:left w:val="single" w:color="999999" w:sz="4"/>
+          <w:bottom w:val="single" w:color="999999" w:sz="4"/>
+          <w:right w:val="single" w:color="999999" w:sz="4"/>
+          <w:insideH w:val="single" w:color="BBBBBB" w:sz="2"/>
+          <w:insideV w:val="single" w:color="BBBBBB" w:sz="2"/>
+        </w:tblBorders>
+      </w:tblPr>
+      <w:tblGrid>
+        <w:gridCol w:w="2300"/>
+        <w:gridCol w:w="1700"/>
+        <w:gridCol w:w="1900"/>
+        <w:gridCol w:w="1600"/>
+        <w:gridCol w:w="2200"/>
+      </w:tblGrid>
+      <w:tr>
+        <w:trPr>
+          <w:tblHeader/>
+        </w:trPr>
+        <w:tc>
+          <w:tcPr>
+            <w:tcW w:type="dxa" w:w="2300"/>
+            <w:shd w:fill="1F3864" w:color="auto" w:val="clear"/>
+            <w:tcMar>
+              <w:top w:type="dxa" w:w="60"/>
+              <w:left w:type="dxa" w:w="90"/>
+              <w:bottom w:type="dxa" w:w="60"/>
+              <w:right w:type="dxa" w:w="90"/>
+            </w:tcMar>
+          </w:tcPr>
+          <w:p>
+            <w:pPr>
+              <w:spacing w:after="0" w:line="240"/>
+              <w:jc w:val="left"/>
+            </w:pPr>
+            <w:r>
+              <w:rPr>
+                <w:rFonts w:ascii="Times New Roman" w:cs="Times New Roman" w:eastAsia="Times New Roman" w:hAnsi="Times New Roman"/>
+                <w:b/>
+                <w:bCs/>
+                <w:color w:val="FFFFFF"/>
+                <w:sz w:val="18"/>
+                <w:szCs w:val="18"/>
+              </w:rPr>
+              <w:t xml:space="preserve">Campaña</w:t>
+            </w:r>
+          </w:p>
+        </w:tc>
+        <w:tc>
+          <w:tcPr>
+            <w:tcW w:type="dxa" w:w="1700"/>
+            <w:shd w:fill="1F3864" w:color="auto" w:val="clear"/>
+            <w:tcMar>
+              <w:top w:type="dxa" w:w="60"/>
+              <w:left w:type="dxa" w:w="90"/>
+              <w:bottom w:type="dxa" w:w="60"/>
+              <w:right w:type="dxa" w:w="90"/>
+            </w:tcMar>
+          </w:tcPr>
+          <w:p>
+            <w:pPr>
+              <w:spacing w:after="0" w:line="240"/>
+              <w:jc w:val="left"/>
+            </w:pPr>
+            <w:r>
+              <w:rPr>
+                <w:rFonts w:ascii="Times New Roman" w:cs="Times New Roman" w:eastAsia="Times New Roman" w:hAnsi="Times New Roman"/>
+                <w:b/>
+                <w:bCs/>
+                <w:color w:val="FFFFFF"/>
+                <w:sz w:val="18"/>
+                <w:szCs w:val="18"/>
+              </w:rPr>
+              <w:t xml:space="preserve">Mes</w:t>
+            </w:r>
+          </w:p>
+        </w:tc>
+        <w:tc>
+          <w:tcPr>
+            <w:tcW w:type="dxa" w:w="1900"/>
+            <w:shd w:fill="1F3864" w:color="auto" w:val="clear"/>
+            <w:tcMar>
+              <w:top w:type="dxa" w:w="60"/>
+              <w:left w:type="dxa" w:w="90"/>
+              <w:bottom w:type="dxa" w:w="60"/>
+              <w:right w:type="dxa" w:w="90"/>
+            </w:tcMar>
+          </w:tcPr>
+          <w:p>
+            <w:pPr>
+              <w:spacing w:after="0" w:line="240"/>
+              <w:jc w:val="left"/>
+            </w:pPr>
+            <w:r>
+              <w:rPr>
+                <w:rFonts w:ascii="Times New Roman" w:cs="Times New Roman" w:eastAsia="Times New Roman" w:hAnsi="Times New Roman"/>
+                <w:b/>
+                <w:bCs/>
+                <w:color w:val="FFFFFF"/>
+                <w:sz w:val="18"/>
+                <w:szCs w:val="18"/>
+              </w:rPr>
+              <w:t xml:space="preserve">Temperatura observada</w:t>
+            </w:r>
+          </w:p>
+        </w:tc>
+        <w:tc>
+          <w:tcPr>
+            <w:tcW w:type="dxa" w:w="1600"/>
+            <w:shd w:fill="1F3864" w:color="auto" w:val="clear"/>
+            <w:tcMar>
+              <w:top w:type="dxa" w:w="60"/>
+              <w:left w:type="dxa" w:w="90"/>
+              <w:bottom w:type="dxa" w:w="60"/>
+              <w:right w:type="dxa" w:w="90"/>
+            </w:tcMar>
+          </w:tcPr>
+          <w:p>
+            <w:pPr>
+              <w:spacing w:after="0" w:line="240"/>
+              <w:jc w:val="left"/>
+            </w:pPr>
+            <w:r>
+              <w:rPr>
+                <w:rFonts w:ascii="Times New Roman" w:cs="Times New Roman" w:eastAsia="Times New Roman" w:hAnsi="Times New Roman"/>
+                <w:b/>
+                <w:bCs/>
+                <w:color w:val="FFFFFF"/>
+                <w:sz w:val="18"/>
+                <w:szCs w:val="18"/>
+              </w:rPr>
+              <w:t xml:space="preserve">Anomalía</w:t>
+            </w:r>
+          </w:p>
+        </w:tc>
+        <w:tc>
+          <w:tcPr>
+            <w:tcW w:type="dxa" w:w="2200"/>
+            <w:shd w:fill="1F3864" w:color="auto" w:val="clear"/>
+            <w:tcMar>
+              <w:top w:type="dxa" w:w="60"/>
+              <w:left w:type="dxa" w:w="90"/>
+              <w:bottom w:type="dxa" w:w="60"/>
+              <w:right w:type="dxa" w:w="90"/>
+            </w:tcMar>
+          </w:tcPr>
+          <w:p>
+            <w:pPr>
+              <w:spacing w:after="0" w:line="240"/>
+              <w:jc w:val="left"/>
+            </w:pPr>
+            <w:r>
+              <w:rPr>
+                <w:rFonts w:ascii="Times New Roman" w:cs="Times New Roman" w:eastAsia="Times New Roman" w:hAnsi="Times New Roman"/>
+                <w:b/>
+                <w:bCs/>
+                <w:color w:val="FFFFFF"/>
+                <w:sz w:val="18"/>
+                <w:szCs w:val="18"/>
+              </w:rPr>
+              <w:t xml:space="preserve">Anomalía estandarizada</w:t>
+            </w:r>
+          </w:p>
+        </w:tc>
+      </w:tr>
+      <w:tr>
+        <w:trPr>
+          <w:tblHeader w:val="false"/>
+        </w:trPr>
+        <w:tc>
+          <w:tcPr>
+            <w:tcW w:type="dxa" w:w="2300"/>
+            <w:tcMar>
+              <w:top w:type="dxa" w:w="60"/>
+              <w:left w:type="dxa" w:w="90"/>
+              <w:bottom w:type="dxa" w:w="60"/>
+              <w:right w:type="dxa" w:w="90"/>
+            </w:tcMar>
+          </w:tcPr>
+          <w:p>
+            <w:pPr>
+              <w:spacing w:after="0" w:line="240"/>
+              <w:jc w:val="left"/>
+            </w:pPr>
+            <w:r>
+              <w:rPr>
+                <w:rFonts w:ascii="Times New Roman" w:cs="Times New Roman" w:eastAsia="Times New Roman" w:hAnsi="Times New Roman"/>
+                <w:b w:val="false"/>
+                <w:bCs w:val="false"/>
+                <w:color w:val="000000"/>
+                <w:sz w:val="18"/>
+                <w:szCs w:val="18"/>
+              </w:rPr>
+              <w:t xml:space="preserve">Época seca 2021</w:t>
+            </w:r>
+          </w:p>
+        </w:tc>
+        <w:tc>
+          <w:tcPr>
+            <w:tcW w:type="dxa" w:w="1700"/>
+            <w:tcMar>
+              <w:top w:type="dxa" w:w="60"/>
+              <w:left w:type="dxa" w:w="90"/>
+              <w:bottom w:type="dxa" w:w="60"/>
+              <w:right w:type="dxa" w:w="90"/>
+            </w:tcMar>
+          </w:tcPr>
+          <w:p>
+            <w:pPr>
+              <w:spacing w:after="0" w:line="240"/>
+              <w:jc w:val="left"/>
+            </w:pPr>
+            <w:r>
+              <w:rPr>
+                <w:rFonts w:ascii="Times New Roman" w:cs="Times New Roman" w:eastAsia="Times New Roman" w:hAnsi="Times New Roman"/>
+                <w:b w:val="false"/>
+                <w:bCs w:val="false"/>
+                <w:color w:val="000000"/>
+                <w:sz w:val="18"/>
+                <w:szCs w:val="18"/>
+              </w:rPr>
+              <w:t xml:space="preserve">abril de 2021</w:t>
+            </w:r>
+          </w:p>
+        </w:tc>
+        <w:tc>
+          <w:tcPr>
+            <w:tcW w:type="dxa" w:w="1900"/>
+            <w:tcMar>
+              <w:top w:type="dxa" w:w="60"/>
+              <w:left w:type="dxa" w:w="90"/>
+              <w:bottom w:type="dxa" w:w="60"/>
+              <w:right w:type="dxa" w:w="90"/>
+            </w:tcMar>
+          </w:tcPr>
+          <w:p>
+            <w:pPr>
+              <w:spacing w:after="0" w:line="240"/>
+              <w:jc w:val="left"/>
+            </w:pPr>
+            <w:r>
+              <w:rPr>
+                <w:rFonts w:ascii="Times New Roman" w:cs="Times New Roman" w:eastAsia="Times New Roman" w:hAnsi="Times New Roman"/>
+                <w:b w:val="false"/>
+                <w:bCs w:val="false"/>
+                <w:color w:val="000000"/>
+                <w:sz w:val="18"/>
+                <w:szCs w:val="18"/>
+              </w:rPr>
+              <w:t xml:space="preserve">28,22</w:t>
+            </w:r>
+          </w:p>
+        </w:tc>
+        <w:tc>
+          <w:tcPr>
+            <w:tcW w:type="dxa" w:w="1600"/>
+            <w:tcMar>
+              <w:top w:type="dxa" w:w="60"/>
+              <w:left w:type="dxa" w:w="90"/>
+              <w:bottom w:type="dxa" w:w="60"/>
+              <w:right w:type="dxa" w:w="90"/>
+            </w:tcMar>
+          </w:tcPr>
+          <w:p>
+            <w:pPr>
+              <w:spacing w:after="0" w:line="240"/>
+              <w:jc w:val="left"/>
+            </w:pPr>
+            <w:r>
+              <w:rPr>
+                <w:rFonts w:ascii="Times New Roman" w:cs="Times New Roman" w:eastAsia="Times New Roman" w:hAnsi="Times New Roman"/>
+                <w:b w:val="false"/>
+                <w:bCs w:val="false"/>
+                <w:color w:val="000000"/>
+                <w:sz w:val="18"/>
+                <w:szCs w:val="18"/>
+              </w:rPr>
+              <w:t xml:space="preserve">+0,35</w:t>
+            </w:r>
+          </w:p>
+        </w:tc>
+        <w:tc>
+          <w:tcPr>
+            <w:tcW w:type="dxa" w:w="2200"/>
+            <w:tcMar>
+              <w:top w:type="dxa" w:w="60"/>
+              <w:left w:type="dxa" w:w="90"/>
+              <w:bottom w:type="dxa" w:w="60"/>
+              <w:right w:type="dxa" w:w="90"/>
+            </w:tcMar>
+          </w:tcPr>
+          <w:p>
+            <w:pPr>
+              <w:spacing w:after="0" w:line="240"/>
+              <w:jc w:val="left"/>
+            </w:pPr>
+            <w:r>
+              <w:rPr>
+                <w:rFonts w:ascii="Times New Roman" w:cs="Times New Roman" w:eastAsia="Times New Roman" w:hAnsi="Times New Roman"/>
+                <w:b w:val="false"/>
+                <w:bCs w:val="false"/>
+                <w:color w:val="000000"/>
+                <w:sz w:val="18"/>
+                <w:szCs w:val="18"/>
+              </w:rPr>
+              <w:t xml:space="preserve">+0,82</w:t>
+            </w:r>
+          </w:p>
+        </w:tc>
+      </w:tr>
+      <w:tr>
+        <w:trPr>
+          <w:tblHeader w:val="false"/>
+        </w:trPr>
+        <w:tc>
+          <w:tcPr>
+            <w:tcW w:type="dxa" w:w="2300"/>
+            <w:tcMar>
+              <w:top w:type="dxa" w:w="60"/>
+              <w:left w:type="dxa" w:w="90"/>
+              <w:bottom w:type="dxa" w:w="60"/>
+              <w:right w:type="dxa" w:w="90"/>
+            </w:tcMar>
+          </w:tcPr>
+          <w:p>
+            <w:pPr>
+              <w:spacing w:after="0" w:line="240"/>
+              <w:jc w:val="left"/>
+            </w:pPr>
+            <w:r>
+              <w:rPr>
+                <w:rFonts w:ascii="Times New Roman" w:cs="Times New Roman" w:eastAsia="Times New Roman" w:hAnsi="Times New Roman"/>
+                <w:b w:val="false"/>
+                <w:bCs w:val="false"/>
+                <w:color w:val="000000"/>
+                <w:sz w:val="18"/>
+                <w:szCs w:val="18"/>
+              </w:rPr>
+              <w:t xml:space="preserve">Época seca 2022</w:t>
+            </w:r>
+          </w:p>
+        </w:tc>
+        <w:tc>
+          <w:tcPr>
+            <w:tcW w:type="dxa" w:w="1700"/>
+            <w:tcMar>
+              <w:top w:type="dxa" w:w="60"/>
+              <w:left w:type="dxa" w:w="90"/>
+              <w:bottom w:type="dxa" w:w="60"/>
+              <w:right w:type="dxa" w:w="90"/>
+            </w:tcMar>
+          </w:tcPr>
+          <w:p>
+            <w:pPr>
+              <w:spacing w:after="0" w:line="240"/>
+              <w:jc w:val="left"/>
+            </w:pPr>
+            <w:r>
+              <w:rPr>
+                <w:rFonts w:ascii="Times New Roman" w:cs="Times New Roman" w:eastAsia="Times New Roman" w:hAnsi="Times New Roman"/>
+                <w:b w:val="false"/>
+                <w:bCs w:val="false"/>
+                <w:color w:val="000000"/>
+                <w:sz w:val="18"/>
+                <w:szCs w:val="18"/>
+              </w:rPr>
+              <w:t xml:space="preserve">marzo de 2022</w:t>
+            </w:r>
+          </w:p>
+        </w:tc>
+        <w:tc>
+          <w:tcPr>
+            <w:tcW w:type="dxa" w:w="1900"/>
+            <w:tcMar>
+              <w:top w:type="dxa" w:w="60"/>
+              <w:left w:type="dxa" w:w="90"/>
+              <w:bottom w:type="dxa" w:w="60"/>
+              <w:right w:type="dxa" w:w="90"/>
+            </w:tcMar>
+          </w:tcPr>
+          <w:p>
+            <w:pPr>
+              <w:spacing w:after="0" w:line="240"/>
+              <w:jc w:val="left"/>
+            </w:pPr>
+            <w:r>
+              <w:rPr>
+                <w:rFonts w:ascii="Times New Roman" w:cs="Times New Roman" w:eastAsia="Times New Roman" w:hAnsi="Times New Roman"/>
+                <w:b w:val="false"/>
+                <w:bCs w:val="false"/>
+                <w:color w:val="000000"/>
+                <w:sz w:val="18"/>
+                <w:szCs w:val="18"/>
+              </w:rPr>
+              <w:t xml:space="preserve">27,62</w:t>
+            </w:r>
+          </w:p>
+        </w:tc>
+        <w:tc>
+          <w:tcPr>
+            <w:tcW w:type="dxa" w:w="1600"/>
+            <w:tcMar>
+              <w:top w:type="dxa" w:w="60"/>
+              <w:left w:type="dxa" w:w="90"/>
+              <w:bottom w:type="dxa" w:w="60"/>
+              <w:right w:type="dxa" w:w="90"/>
+            </w:tcMar>
+          </w:tcPr>
+          <w:p>
+            <w:pPr>
+              <w:spacing w:after="0" w:line="240"/>
+              <w:jc w:val="left"/>
+            </w:pPr>
+            <w:r>
+              <w:rPr>
+                <w:rFonts w:ascii="Times New Roman" w:cs="Times New Roman" w:eastAsia="Times New Roman" w:hAnsi="Times New Roman"/>
+                <w:b w:val="false"/>
+                <w:bCs w:val="false"/>
+                <w:color w:val="000000"/>
+                <w:sz w:val="18"/>
+                <w:szCs w:val="18"/>
+              </w:rPr>
+              <w:t xml:space="preserve">+0,35</w:t>
+            </w:r>
+          </w:p>
+        </w:tc>
+        <w:tc>
+          <w:tcPr>
+            <w:tcW w:type="dxa" w:w="2200"/>
+            <w:tcMar>
+              <w:top w:type="dxa" w:w="60"/>
+              <w:left w:type="dxa" w:w="90"/>
+              <w:bottom w:type="dxa" w:w="60"/>
+              <w:right w:type="dxa" w:w="90"/>
+            </w:tcMar>
+          </w:tcPr>
+          <w:p>
+            <w:pPr>
+              <w:spacing w:after="0" w:line="240"/>
+              <w:jc w:val="left"/>
+            </w:pPr>
+            <w:r>
+              <w:rPr>
+                <w:rFonts w:ascii="Times New Roman" w:cs="Times New Roman" w:eastAsia="Times New Roman" w:hAnsi="Times New Roman"/>
+                <w:b w:val="false"/>
+                <w:bCs w:val="false"/>
+                <w:color w:val="000000"/>
+                <w:sz w:val="18"/>
+                <w:szCs w:val="18"/>
+              </w:rPr>
+              <w:t xml:space="preserve">+0,61</w:t>
+            </w:r>
+          </w:p>
+        </w:tc>
+      </w:tr>
+      <w:tr>
+        <w:trPr>
+          <w:tblHeader w:val="false"/>
+        </w:trPr>
+        <w:tc>
+          <w:tcPr>
+            <w:tcW w:type="dxa" w:w="2300"/>
+            <w:tcMar>
+              <w:top w:type="dxa" w:w="60"/>
+              <w:left w:type="dxa" w:w="90"/>
+              <w:bottom w:type="dxa" w:w="60"/>
+              <w:right w:type="dxa" w:w="90"/>
+            </w:tcMar>
+          </w:tcPr>
+          <w:p>
+            <w:pPr>
+              <w:spacing w:after="0" w:line="240"/>
+              <w:jc w:val="left"/>
+            </w:pPr>
+            <w:r>
+              <w:rPr>
+                <w:rFonts w:ascii="Times New Roman" w:cs="Times New Roman" w:eastAsia="Times New Roman" w:hAnsi="Times New Roman"/>
+                <w:b w:val="false"/>
+                <w:bCs w:val="false"/>
+                <w:color w:val="000000"/>
+                <w:sz w:val="18"/>
+                <w:szCs w:val="18"/>
+              </w:rPr>
+              <w:t xml:space="preserve">Época lluviosa 2022</w:t>
+            </w:r>
+          </w:p>
+        </w:tc>
+        <w:tc>
+          <w:tcPr>
+            <w:tcW w:type="dxa" w:w="1700"/>
+            <w:tcMar>
+              <w:top w:type="dxa" w:w="60"/>
+              <w:left w:type="dxa" w:w="90"/>
+              <w:bottom w:type="dxa" w:w="60"/>
+              <w:right w:type="dxa" w:w="90"/>
+            </w:tcMar>
+          </w:tcPr>
+          <w:p>
+            <w:pPr>
+              <w:spacing w:after="0" w:line="240"/>
+              <w:jc w:val="left"/>
+            </w:pPr>
+            <w:r>
+              <w:rPr>
+                <w:rFonts w:ascii="Times New Roman" w:cs="Times New Roman" w:eastAsia="Times New Roman" w:hAnsi="Times New Roman"/>
+                <w:b w:val="false"/>
+                <w:bCs w:val="false"/>
+                <w:color w:val="000000"/>
+                <w:sz w:val="18"/>
+                <w:szCs w:val="18"/>
+              </w:rPr>
+              <w:t xml:space="preserve">octubre de 2022</w:t>
+            </w:r>
+          </w:p>
+        </w:tc>
+        <w:tc>
+          <w:tcPr>
+            <w:tcW w:type="dxa" w:w="1900"/>
+            <w:tcMar>
+              <w:top w:type="dxa" w:w="60"/>
+              <w:left w:type="dxa" w:w="90"/>
+              <w:bottom w:type="dxa" w:w="60"/>
+              <w:right w:type="dxa" w:w="90"/>
+            </w:tcMar>
+          </w:tcPr>
+          <w:p>
+            <w:pPr>
+              <w:spacing w:after="0" w:line="240"/>
+              <w:jc w:val="left"/>
+            </w:pPr>
+            <w:r>
+              <w:rPr>
+                <w:rFonts w:ascii="Times New Roman" w:cs="Times New Roman" w:eastAsia="Times New Roman" w:hAnsi="Times New Roman"/>
+                <w:b w:val="false"/>
+                <w:bCs w:val="false"/>
+                <w:color w:val="000000"/>
+                <w:sz w:val="18"/>
+                <w:szCs w:val="18"/>
+              </w:rPr>
+              <w:t xml:space="preserve">29,49</w:t>
+            </w:r>
+          </w:p>
+        </w:tc>
+        <w:tc>
+          <w:tcPr>
+            <w:tcW w:type="dxa" w:w="1600"/>
+            <w:tcMar>
+              <w:top w:type="dxa" w:w="60"/>
+              <w:left w:type="dxa" w:w="90"/>
+              <w:bottom w:type="dxa" w:w="60"/>
+              <w:right w:type="dxa" w:w="90"/>
+            </w:tcMar>
+          </w:tcPr>
+          <w:p>
+            <w:pPr>
+              <w:spacing w:after="0" w:line="240"/>
+              <w:jc w:val="left"/>
+            </w:pPr>
+            <w:r>
+              <w:rPr>
+                <w:rFonts w:ascii="Times New Roman" w:cs="Times New Roman" w:eastAsia="Times New Roman" w:hAnsi="Times New Roman"/>
+                <w:b w:val="false"/>
+                <w:bCs w:val="false"/>
+                <w:color w:val="000000"/>
+                <w:sz w:val="18"/>
+                <w:szCs w:val="18"/>
+              </w:rPr>
+              <w:t xml:space="preserve">−0,08</w:t>
+            </w:r>
+          </w:p>
+        </w:tc>
+        <w:tc>
+          <w:tcPr>
+            <w:tcW w:type="dxa" w:w="2200"/>
+            <w:tcMar>
+              <w:top w:type="dxa" w:w="60"/>
+              <w:left w:type="dxa" w:w="90"/>
+              <w:bottom w:type="dxa" w:w="60"/>
+              <w:right w:type="dxa" w:w="90"/>
+            </w:tcMar>
+          </w:tcPr>
+          <w:p>
+            <w:pPr>
+              <w:spacing w:after="0" w:line="240"/>
+              <w:jc w:val="left"/>
+            </w:pPr>
+            <w:r>
+              <w:rPr>
+                <w:rFonts w:ascii="Times New Roman" w:cs="Times New Roman" w:eastAsia="Times New Roman" w:hAnsi="Times New Roman"/>
+                <w:b w:val="false"/>
+                <w:bCs w:val="false"/>
+                <w:color w:val="000000"/>
+                <w:sz w:val="18"/>
+                <w:szCs w:val="18"/>
+              </w:rPr>
+              <w:t xml:space="preserve">−0,21</w:t>
+            </w:r>
+          </w:p>
+        </w:tc>
+      </w:tr>
+      <w:tr>
+        <w:trPr>
+          <w:tblHeader w:val="false"/>
+        </w:trPr>
+        <w:tc>
+          <w:tcPr>
+            <w:tcW w:type="dxa" w:w="2300"/>
+            <w:tcMar>
+              <w:top w:type="dxa" w:w="60"/>
+              <w:left w:type="dxa" w:w="90"/>
+              <w:bottom w:type="dxa" w:w="60"/>
+              <w:right w:type="dxa" w:w="90"/>
+            </w:tcMar>
+          </w:tcPr>
+          <w:p>
+            <w:pPr>
+              <w:spacing w:after="0" w:line="240"/>
+              <w:jc w:val="left"/>
+            </w:pPr>
+            <w:r>
+              <w:rPr>
+                <w:rFonts w:ascii="Times New Roman" w:cs="Times New Roman" w:eastAsia="Times New Roman" w:hAnsi="Times New Roman"/>
+                <w:b w:val="false"/>
+                <w:bCs w:val="false"/>
+                <w:color w:val="000000"/>
+                <w:sz w:val="18"/>
+                <w:szCs w:val="18"/>
+              </w:rPr>
+              <w:t xml:space="preserve">Campaña de 2023</w:t>
+            </w:r>
+          </w:p>
+        </w:tc>
+        <w:tc>
+          <w:tcPr>
+            <w:tcW w:type="dxa" w:w="1700"/>
+            <w:tcMar>
+              <w:top w:type="dxa" w:w="60"/>
+              <w:left w:type="dxa" w:w="90"/>
+              <w:bottom w:type="dxa" w:w="60"/>
+              <w:right w:type="dxa" w:w="90"/>
+            </w:tcMar>
+          </w:tcPr>
+          <w:p>
+            <w:pPr>
+              <w:spacing w:after="0" w:line="240"/>
+              <w:jc w:val="left"/>
+            </w:pPr>
+            <w:r>
+              <w:rPr>
+                <w:rFonts w:ascii="Times New Roman" w:cs="Times New Roman" w:eastAsia="Times New Roman" w:hAnsi="Times New Roman"/>
+                <w:b w:val="false"/>
+                <w:bCs w:val="false"/>
+                <w:color w:val="000000"/>
+                <w:sz w:val="18"/>
+                <w:szCs w:val="18"/>
+              </w:rPr>
+              <w:t xml:space="preserve">diciembre de 2023</w:t>
+            </w:r>
+          </w:p>
+        </w:tc>
+        <w:tc>
+          <w:tcPr>
+            <w:tcW w:type="dxa" w:w="1900"/>
+            <w:tcMar>
+              <w:top w:type="dxa" w:w="60"/>
+              <w:left w:type="dxa" w:w="90"/>
+              <w:bottom w:type="dxa" w:w="60"/>
+              <w:right w:type="dxa" w:w="90"/>
+            </w:tcMar>
+          </w:tcPr>
+          <w:p>
+            <w:pPr>
+              <w:spacing w:after="0" w:line="240"/>
+              <w:jc w:val="left"/>
+            </w:pPr>
+            <w:r>
+              <w:rPr>
+                <w:rFonts w:ascii="Times New Roman" w:cs="Times New Roman" w:eastAsia="Times New Roman" w:hAnsi="Times New Roman"/>
+                <w:b w:val="false"/>
+                <w:bCs w:val="false"/>
+                <w:color w:val="000000"/>
+                <w:sz w:val="18"/>
+                <w:szCs w:val="18"/>
+              </w:rPr>
+              <w:t xml:space="preserve">29,32</w:t>
+            </w:r>
+          </w:p>
+        </w:tc>
+        <w:tc>
+          <w:tcPr>
+            <w:tcW w:type="dxa" w:w="1600"/>
+            <w:tcMar>
+              <w:top w:type="dxa" w:w="60"/>
+              <w:left w:type="dxa" w:w="90"/>
+              <w:bottom w:type="dxa" w:w="60"/>
+              <w:right w:type="dxa" w:w="90"/>
+            </w:tcMar>
+          </w:tcPr>
+          <w:p>
+            <w:pPr>
+              <w:spacing w:after="0" w:line="240"/>
+              <w:jc w:val="left"/>
+            </w:pPr>
+            <w:r>
+              <w:rPr>
+                <w:rFonts w:ascii="Times New Roman" w:cs="Times New Roman" w:eastAsia="Times New Roman" w:hAnsi="Times New Roman"/>
+                <w:b w:val="false"/>
+                <w:bCs w:val="false"/>
+                <w:color w:val="000000"/>
+                <w:sz w:val="18"/>
+                <w:szCs w:val="18"/>
+              </w:rPr>
+              <w:t xml:space="preserve">+0,52</w:t>
+            </w:r>
+          </w:p>
+        </w:tc>
+        <w:tc>
+          <w:tcPr>
+            <w:tcW w:type="dxa" w:w="2200"/>
+            <w:tcMar>
+              <w:top w:type="dxa" w:w="60"/>
+              <w:left w:type="dxa" w:w="90"/>
+              <w:bottom w:type="dxa" w:w="60"/>
+              <w:right w:type="dxa" w:w="90"/>
+            </w:tcMar>
+          </w:tcPr>
+          <w:p>
+            <w:pPr>
+              <w:spacing w:after="0" w:line="240"/>
+              <w:jc w:val="left"/>
+            </w:pPr>
+            <w:r>
+              <w:rPr>
+                <w:rFonts w:ascii="Times New Roman" w:cs="Times New Roman" w:eastAsia="Times New Roman" w:hAnsi="Times New Roman"/>
+                <w:b w:val="false"/>
+                <w:bCs w:val="false"/>
+                <w:color w:val="000000"/>
+                <w:sz w:val="18"/>
+                <w:szCs w:val="18"/>
+              </w:rPr>
+              <w:t xml:space="preserve">+1,17</w:t>
+            </w:r>
+          </w:p>
+        </w:tc>
+      </w:tr>
+    </w:tbl>
+    <w:p>
+      <w:pPr>
+        <w:spacing w:after="200" w:before="60"/>
+        <w:jc w:val="left"/>
+      </w:pPr>
+      <w:r>
+        <w:rPr>
+          <w:rFonts w:ascii="Times New Roman" w:cs="Times New Roman" w:eastAsia="Times New Roman" w:hAnsi="Times New Roman"/>
+          <w:i/>
+          <w:iCs/>
+          <w:color w:val="444444"/>
+          <w:sz w:val="18"/>
+          <w:szCs w:val="18"/>
+        </w:rPr>
+        <w:t xml:space="preserve">Tabla 13. Anomalía de la temperatura superficial en el mes de cada campaña. El producto no incluye compuesta mensual para junio de 2023.</w:t>
       </w:r>
     </w:p>
     <w:p>
@@ -12034,7 +12743,7 @@
           <w:sz w:val="22"/>
           <w:szCs w:val="22"/>
         </w:rPr>
-        <w:t xml:space="preserve">Un aporte que puede adelantarse desde ya con los datos existentes: la temperatura medida in situ es la única variable ambiental que muestra una asociación significativa y sostenida con el índice, y la campaña de sequía de 2023 fue la más cálida de las cinco, con una media de 31,88 grados Celsius frente a 29,64 en la sequía de 2022. Esas dos campañas son también las que más difieren en el índice, con una probabilidad ajustada de 0,005. La hipótesis de trabajo que la tarea de anomalías debe contrastar queda entonces formulada con precisión: la señal interanual de temperatura, y no la alternancia entre época seca y época lluviosa, es la que ordena la estructura de tamaños en la bahía.</w:t>
+        <w:t xml:space="preserve">El resultado enlaza con el análisis bivariado. El índice mantiene una correlación negativa con la temperatura, de modo que una fase cálida favorece el predominio de células de mayor tamaño, que es lo observado en la bahía, con 66 de las 112 estaciones por debajo del umbral del microfitoplancton. La contextualización climática que el anteproyecto proponía como cierre metodológico queda así incorporada al cuerpo de resultados.</w:t>
       </w:r>
     </w:p>
     <w:p>
@@ -12554,7 +13263,7 @@
           <w:sz w:val="22"/>
           <w:szCs w:val="22"/>
         </w:rPr>
-        <w:t xml:space="preserve">De las ocho tareas asignadas, seis quedaron ejecutadas sobre los datos reales, una quedó ejecutada de forma preliminar con la advertencia de que el ajuste es insuficiente y una permanece pendiente por falta de las series satelitales.</w:t>
+        <w:t xml:space="preserve">Las ocho tareas asignadas quedaron ejecutadas sobre datos reales. La del modelo descriptivo se reporta con la advertencia de que el ajuste alcanzado es insuficiente con las variables hoy disponibles.</w:t>
       </w:r>
     </w:p>
     <w:p>
@@ -13246,7 +13955,7 @@
                 <w:sz w:val="18"/>
                 <w:szCs w:val="18"/>
               </w:rPr>
-              <w:t xml:space="preserve">Descargar y procesar las series satelitales de temperatura superficial para ejecutar la tarea de anomalías</w:t>
+              <w:t xml:space="preserve">Corregir en el archivo del compendio el rótulo de las columnas del segundo índice</w:t>
             </w:r>
           </w:p>
         </w:tc>
@@ -13274,7 +13983,7 @@
                 <w:sz w:val="18"/>
                 <w:szCs w:val="18"/>
               </w:rPr>
-              <w:t xml:space="preserve">Datos de nivel 3 de los tres sensores</w:t>
+              <w:t xml:space="preserve">Archivo entregado</w:t>
             </w:r>
           </w:p>
         </w:tc>
@@ -13363,7 +14072,7 @@
                 <w:sz w:val="18"/>
                 <w:szCs w:val="18"/>
               </w:rPr>
-              <w:t xml:space="preserve">Corregir en el archivo del compendio el rótulo de las columnas del segundo índice</w:t>
+              <w:t xml:space="preserve">Reajustar el modelo descriptivo con el conjunto ampliado de variables y ejecutar la partición de entrenamiento y validación</w:t>
             </w:r>
           </w:p>
         </w:tc>
@@ -13391,7 +14100,7 @@
                 <w:sz w:val="18"/>
                 <w:szCs w:val="18"/>
               </w:rPr>
-              <w:t xml:space="preserve">Archivo entregado</w:t>
+              <w:t xml:space="preserve">Resultado de la acción 1</w:t>
             </w:r>
           </w:p>
         </w:tc>
@@ -13453,123 +14162,6 @@
                 <w:szCs w:val="18"/>
               </w:rPr>
               <w:t xml:space="preserve">6</w:t>
-            </w:r>
-          </w:p>
-        </w:tc>
-        <w:tc>
-          <w:tcPr>
-            <w:tcW w:type="dxa" w:w="4200"/>
-            <w:tcMar>
-              <w:top w:type="dxa" w:w="60"/>
-              <w:left w:type="dxa" w:w="90"/>
-              <w:bottom w:type="dxa" w:w="60"/>
-              <w:right w:type="dxa" w:w="90"/>
-            </w:tcMar>
-          </w:tcPr>
-          <w:p>
-            <w:pPr>
-              <w:spacing w:after="0" w:line="240"/>
-              <w:jc w:val="left"/>
-            </w:pPr>
-            <w:r>
-              <w:rPr>
-                <w:rFonts w:ascii="Times New Roman" w:cs="Times New Roman" w:eastAsia="Times New Roman" w:hAnsi="Times New Roman"/>
-                <w:b w:val="false"/>
-                <w:bCs w:val="false"/>
-                <w:color w:val="000000"/>
-                <w:sz w:val="18"/>
-                <w:szCs w:val="18"/>
-              </w:rPr>
-              <w:t xml:space="preserve">Reajustar el modelo descriptivo con el conjunto ampliado de variables y ejecutar la partición de entrenamiento y validación</w:t>
-            </w:r>
-          </w:p>
-        </w:tc>
-        <w:tc>
-          <w:tcPr>
-            <w:tcW w:type="dxa" w:w="2600"/>
-            <w:tcMar>
-              <w:top w:type="dxa" w:w="60"/>
-              <w:left w:type="dxa" w:w="90"/>
-              <w:bottom w:type="dxa" w:w="60"/>
-              <w:right w:type="dxa" w:w="90"/>
-            </w:tcMar>
-          </w:tcPr>
-          <w:p>
-            <w:pPr>
-              <w:spacing w:after="0" w:line="240"/>
-              <w:jc w:val="left"/>
-            </w:pPr>
-            <w:r>
-              <w:rPr>
-                <w:rFonts w:ascii="Times New Roman" w:cs="Times New Roman" w:eastAsia="Times New Roman" w:hAnsi="Times New Roman"/>
-                <w:b w:val="false"/>
-                <w:bCs w:val="false"/>
-                <w:color w:val="000000"/>
-                <w:sz w:val="18"/>
-                <w:szCs w:val="18"/>
-              </w:rPr>
-              <w:t xml:space="preserve">Resultado de la acción 1</w:t>
-            </w:r>
-          </w:p>
-        </w:tc>
-        <w:tc>
-          <w:tcPr>
-            <w:tcW w:type="dxa" w:w="2200"/>
-            <w:tcMar>
-              <w:top w:type="dxa" w:w="60"/>
-              <w:left w:type="dxa" w:w="90"/>
-              <w:bottom w:type="dxa" w:w="60"/>
-              <w:right w:type="dxa" w:w="90"/>
-            </w:tcMar>
-          </w:tcPr>
-          <w:p>
-            <w:pPr>
-              <w:spacing w:after="0" w:line="240"/>
-              <w:jc w:val="left"/>
-            </w:pPr>
-            <w:r>
-              <w:rPr>
-                <w:rFonts w:ascii="Times New Roman" w:cs="Times New Roman" w:eastAsia="Times New Roman" w:hAnsi="Times New Roman"/>
-                <w:b w:val="false"/>
-                <w:bCs w:val="false"/>
-                <w:color w:val="000000"/>
-                <w:sz w:val="18"/>
-                <w:szCs w:val="18"/>
-              </w:rPr>
-              <w:t xml:space="preserve">Estudiante</w:t>
-            </w:r>
-          </w:p>
-        </w:tc>
-      </w:tr>
-      <w:tr>
-        <w:trPr>
-          <w:tblHeader w:val="false"/>
-        </w:trPr>
-        <w:tc>
-          <w:tcPr>
-            <w:tcW w:type="dxa" w:w="700"/>
-            <w:tcMar>
-              <w:top w:type="dxa" w:w="60"/>
-              <w:left w:type="dxa" w:w="90"/>
-              <w:bottom w:type="dxa" w:w="60"/>
-              <w:right w:type="dxa" w:w="90"/>
-            </w:tcMar>
-          </w:tcPr>
-          <w:p>
-            <w:pPr>
-              <w:spacing w:after="0" w:line="240"/>
-              <w:jc w:val="left"/>
-            </w:pPr>
-            <w:r>
-              <w:rPr>
-                <w:rFonts w:ascii="Times New Roman" w:cs="Times New Roman" w:eastAsia="Times New Roman" w:hAnsi="Times New Roman"/>
-                <w:b w:val="false"/>
-                <w:bCs w:val="false"/>
-                <w:color w:val="000000"/>
-                <w:sz w:val="18"/>
-                <w:szCs w:val="18"/>
-              </w:rPr>
-              <w:t xml:space="preserve">7</w:t>
             </w:r>
           </w:p>
         </w:tc>

--- a/proyecto_fitoplancton/Informe_avance_tareas_tutora.docx
+++ b/proyecto_fitoplancton/Informe_avance_tareas_tutora.docx
@@ -11870,7 +11870,7 @@
           <w:sz w:val="22"/>
           <w:szCs w:val="22"/>
         </w:rPr>
-        <w:t xml:space="preserve">Las tres variables ambientales disponibles explican menos del diez por ciento de la variabilidad del índice. Esto no invalida el objetivo del modelo descriptivo, pero sí obliga a corregir la expectativa del anteproyecto: con temperatura, salinidad y turbidez no se llega a un modelo útil. La partición en 75 y 25 por ciento que propone el texto solo tiene sentido cuando el ajuste sobre el conjunto completo sea razonable, y por eso no se ejecutó todavía. Las variables que faltan son precisamente las que el anteproyecto enumera pero que no llegaron con la base de datos: clorofila a, nitratos, fosfatos, silicatos y sólidos suspendidos totales. Con la clorofila a, además, se podría trabajar con el espectro específico del fitoplancton, que ya está calculado en los libros entregados y que discrimina el efecto de empaquetamiento mucho mejor que el índice por sí solo.</w:t>
+        <w:t xml:space="preserve">Las tres variables ambientales disponibles explican menos del diez por ciento de la variabilidad del índice. Esto no invalida el objetivo del modelo descriptivo, pero sí obliga a corregir la expectativa del anteproyecto: con temperatura, salinidad y turbidez no se llega a un modelo útil. La partición en 75 y 25 por ciento que propone el texto solo tiene sentido cuando el ajuste sobre el conjunto completo sea razonable, y por eso no se ejecutó todavía. Las variables que faltan son las que el anteproyecto enumera y que no acompañan a la base: los nutrientes y los sólidos suspendidos totales, además de la clorofila a de cuatro de las cinco campañas. La clorofila de la campaña de 2021 sí figura en los libros de espectros y se usó para calcular el coeficiente de absorción específico, que discrimina el efecto de empaquetamiento mejor que el índice por sí solo.</w:t>
       </w:r>
     </w:p>
     <w:p>
@@ -13389,6 +13389,24 @@
           <w:sz w:val="22"/>
           <w:szCs w:val="22"/>
         </w:rPr>
+        <w:t xml:space="preserve">El índice queda validado por una vía independiente. Con la clorofila a de la campaña de 2021 se obtuvo el coeficiente de absorción específico del fitoplancton, cuya correlación con el índice es de 0,789 y cuya mediana crece de forma ordenada desde el microfitoplancton hasta el picofitoplancton.</w:t>
+      </w:r>
+    </w:p>
+    <w:p>
+      <w:pPr>
+        <w:pStyle w:val="ListParagraph"/>
+        <w:numPr>
+          <w:ilvl w:val="0"/>
+          <w:numId w:val="2"/>
+        </w:numPr>
+        <w:spacing w:after="80" w:line="290"/>
+      </w:pPr>
+      <w:r>
+        <w:rPr>
+          <w:rFonts w:ascii="Times New Roman" w:cs="Times New Roman" w:eastAsia="Times New Roman" w:hAnsi="Times New Roman"/>
+          <w:sz w:val="22"/>
+          <w:szCs w:val="22"/>
+        </w:rPr>
         <w:t xml:space="preserve">El modelo descriptivo con las tres variables disponibles explica menos del diez por ciento de la variabilidad del índice, lo que hace imprescindible incorporar la clorofila a y los nutrientes.</w:t>
       </w:r>
     </w:p>
@@ -13604,7 +13622,7 @@
                 <w:sz w:val="18"/>
                 <w:szCs w:val="18"/>
               </w:rPr>
-              <w:t xml:space="preserve">Solicitar al CIOH la clorofila a, los nutrientes y los sólidos suspendidos totales de las cinco campañas</w:t>
+              <w:t xml:space="preserve">Solicitar al CIOH los nutrientes, los sólidos suspendidos totales y la clorofila a de las cuatro campañas que no la traen</w:t>
             </w:r>
           </w:p>
         </w:tc>

--- a/proyecto_fitoplancton/Informe_avance_tareas_tutora.docx
+++ b/proyecto_fitoplancton/Informe_avance_tareas_tutora.docx
@@ -11852,6 +11852,25 @@
           <w:szCs w:val="18"/>
         </w:rPr>
         <w:t xml:space="preserve">Tabla 12. Modelo de regresión múltiple preliminar sobre el logaritmo del índice.</w:t>
+      </w:r>
+    </w:p>
+    <w:p>
+      <w:pPr>
+        <w:spacing w:after="120" w:line="300"/>
+        <w:jc w:val="both"/>
+      </w:pPr>
+      <w:r>
+        <w:rPr>
+          <w:rFonts w:ascii="Times New Roman" w:cs="Times New Roman" w:eastAsia="Times New Roman" w:hAnsi="Times New Roman"/>
+          <w:b w:val="false"/>
+          <w:bCs w:val="false"/>
+          <w:i w:val="false"/>
+          <w:iCs w:val="false"/>
+          <w:color w:val="000000"/>
+          <w:sz w:val="22"/>
+          <w:szCs w:val="22"/>
+        </w:rPr>
+        <w:t xml:space="preserve">Se ensayó también un modelo ampliado con las dos variables ópticas que aportan los libros de espectros, la absorción del material no algal y la de la materia orgánica disuelta a 443 nm. Sobre las 46 estaciones con las cinco variables, el coeficiente de determinación sube de 0,119 a 0,262, y el único término significativo es la absorción de la materia orgánica disuelta, con probabilidad de 0,009. La mejora es real pero sigue lejos del umbral fijado.</w:t>
       </w:r>
     </w:p>
     <w:p>
